--- a/older/ms-2026-05-08.docx
+++ b/older/ms-2026-05-08.docx
@@ -193,7 +193,7 @@
     <w:p>
       <w:pPr>
         <w:rPr>
-          <w:rFonts w:eastAsia="宋体" w:hint="eastAsia"/>
+          <w:rFonts w:eastAsia="宋体"/>
           <w:sz w:val="20"/>
           <w:szCs w:val="20"/>
         </w:rPr>
@@ -1729,13 +1729,26 @@
         <w:t>9</w:t>
       </w:r>
       <w:r>
-        <w:t>; as also suggested by Koh et al., 2025).</w:t>
-      </w:r>
-      <w:r>
-        <w:rPr>
-          <w:rFonts w:eastAsia="宋体" w:hint="eastAsia"/>
-        </w:rPr>
-        <w:t xml:space="preserve"> &lt;not sure where this goes&gt; </w:t>
+        <w:t>; as also suggested by Koh et al., 2025)</w:t>
+      </w:r>
+      <w:r>
+        <w:rPr>
+          <w:highlight w:val="cyan"/>
+        </w:rPr>
+        <w:t>.</w:t>
+      </w:r>
+      <w:r>
+        <w:rPr>
+          <w:rFonts w:eastAsia="宋体" w:hint="eastAsia"/>
+          <w:highlight w:val="cyan"/>
+        </w:rPr>
+        <w:t xml:space="preserve"> &lt;not sure where this goes&gt;</w:t>
+      </w:r>
+      <w:r>
+        <w:rPr>
+          <w:rFonts w:eastAsia="宋体" w:hint="eastAsia"/>
+        </w:rPr>
+        <w:t xml:space="preserve"> </w:t>
       </w:r>
       <w:r>
         <w:t>A similar pattern was observed for ID_N, which was found in all cancer types. Its sub-signature, InsDel_N</w:t>
@@ -2425,29 +2438,6 @@
         <w:rPr>
           <w:shd w:val="clear" w:color="auto" w:fill="FFFF00"/>
         </w:rPr>
-        <w:t xml:space="preserve"> </w:t>
-      </w:r>
-      <w:commentRangeStart w:id="19"/>
-      <w:r>
-        <w:rPr>
-          <w:shd w:val="clear" w:color="auto" w:fill="FFFF00"/>
-        </w:rPr>
-        <w:t>or Supplementary Figure Fvs4</w:t>
-      </w:r>
-      <w:commentRangeEnd w:id="19"/>
-      <w:r>
-        <w:rPr>
-          <w:rStyle w:val="CommentReference"/>
-          <w:sz w:val="24"/>
-          <w:szCs w:val="24"/>
-          <w:shd w:val="clear" w:color="auto" w:fill="FFFF00"/>
-        </w:rPr>
-        <w:commentReference w:id="19"/>
-      </w:r>
-      <w:r>
-        <w:rPr>
-          <w:shd w:val="clear" w:color="auto" w:fill="FFFF00"/>
-        </w:rPr>
         <w:t>)</w:t>
       </w:r>
       <w:r>
@@ -2460,11 +2450,33 @@
         <w:t>≥</w:t>
       </w:r>
       <w:r>
-        <w:t xml:space="preserve">2 bases is very different between InsDel_F and ID4: InsDel_F has distinctively high proportions of (i) 2-base deletions with microhomology (almost all TCT → T or TGT → T) and (ii) 2-base deletions from paired 2-base doublets (most often CTCT → CT). InsDel4 has much lower proportions of these two deletion types and also has additional prominent deletion types that are essentially absent in InsDel_F. Theses additional deletion types are mainly deletions of 3 or 4 bases with microhomology and deletions of 3 or 4 bases from paired doublets (e.g. TCTTCT → TCT, GTTTGTTT → GTTT). The spectra in RNase H2 deficient cell lines consist of signatures due to mutational processes intrinsic to the parental cell line combined with high proportions of mutations characteristic of InsDel_F. Like InsDel_F, these cell-line spectra have 2-base deletions with microhomology and2 2-base deletions from paired 2-base doubles while conspicuously lacking the 3- and 4-base deletions present in InsDel4. Similarly, RNase H2 deficient mouse tumors have high proportions </w:t>
+        <w:t>2 bases is very different between InsDel_F and ID4: InsDel_F has distinctively high proportions of (i) 2-base deletions with microhomology (almost all TCT → T or TGT → T) and (ii) 2-base deletions from paired 2-base doublets (most often CTCT → CT). InsDel4 has much lower proportions of these two deletion types and also has additional prominent deletion types that are essentially absent in InsDel_F. Theses additional deletion types are mainly deletions of 3 or 4 bases with microhomology and deletions of 3 or 4 bases from paired doublets (e.g. TCTTCT → TCT, GTTTGTTT → GTTT). The spectra in RNase H2 deficient cell lines consist of signatures due to mutational processes intrinsic to the parental cell line combined with high proportions of mutations characteristic of InsDel_F</w:t>
+      </w:r>
+      <w:r>
+        <w:rPr>
+          <w:rFonts w:eastAsia="宋体" w:hint="eastAsia"/>
+        </w:rPr>
+        <w:t xml:space="preserve"> (</w:t>
+      </w:r>
+      <w:r>
+        <w:rPr>
+          <w:rFonts w:eastAsia="宋体" w:hint="eastAsia"/>
+          <w:highlight w:val="cyan"/>
+        </w:rPr>
+        <w:t>Figure S5</w:t>
+      </w:r>
+      <w:r>
+        <w:rPr>
+          <w:rFonts w:eastAsia="宋体" w:hint="eastAsia"/>
+        </w:rPr>
+        <w:t>)</w:t>
+      </w:r>
+      <w:r>
+        <w:t>. Like InsDel_F, these cell-line spectra have 2-base deletions with microhomology and2 2-base deletions from paired 2-base doubles while conspicuously lacking the 3- and 4-base deletions present in InsDel4. Similarly, RNase H2 deficient mouse tumors have high proportions of the 2-</w:t>
       </w:r>
       <w:r>
         <w:lastRenderedPageBreak/>
-        <w:t>of the 2-base deletions characteristic of InsDel_F and again, like InsDel_F, lack the 3 and 4 base deletions present in InsDel4.</w:t>
+        <w:t>base deletions characteristic of InsDel_F and again, like InsDel_F, lack the 3 and 4 base deletions present in InsDel4.</w:t>
       </w:r>
     </w:p>
     <w:p>
@@ -2495,7 +2507,6 @@
           <w:rFonts w:eastAsia="宋体"/>
         </w:rPr>
       </w:pPr>
-      <w:commentRangeStart w:id="20"/>
       <w:r>
         <w:t>Demographic Associations</w:t>
       </w:r>
@@ -2504,16 +2515,6 @@
           <w:rFonts w:eastAsia="宋体" w:hint="eastAsia"/>
         </w:rPr>
         <w:t xml:space="preserve"> with Gender and Age</w:t>
-      </w:r>
-      <w:commentRangeEnd w:id="20"/>
-      <w:r>
-        <w:rPr>
-          <w:rStyle w:val="CommentReference"/>
-          <w:rFonts w:eastAsia="宋体"/>
-          <w:sz w:val="24"/>
-          <w:szCs w:val="24"/>
-        </w:rPr>
-        <w:commentReference w:id="20"/>
       </w:r>
     </w:p>
     <w:p>
@@ -3296,7 +3297,7 @@
         </w:rPr>
         <w:t>T</w:t>
       </w:r>
-      <w:commentRangeStart w:id="21"/>
+      <w:commentRangeStart w:id="19"/>
       <w:r>
         <w:rPr>
           <w:rFonts w:eastAsia="宋体"/>
@@ -3384,7 +3385,7 @@
         </w:rPr>
         <w:t>Final signature assignments were obtained by integrating results from SigProfilerAssignment for low-TMB tumors and mSigAct for high-TMB tumors</w:t>
       </w:r>
-      <w:commentRangeEnd w:id="21"/>
+      <w:commentRangeEnd w:id="19"/>
       <w:r>
         <w:rPr>
           <w:rStyle w:val="CommentReference"/>
@@ -3392,7 +3393,7 @@
           <w:sz w:val="24"/>
           <w:szCs w:val="24"/>
         </w:rPr>
-        <w:commentReference w:id="21"/>
+        <w:commentReference w:id="19"/>
       </w:r>
       <w:r>
         <w:rPr>
@@ -3406,7 +3407,7 @@
         <w:pStyle w:val="normalfirst"/>
         <w:ind w:firstLineChars="200" w:firstLine="480"/>
       </w:pPr>
-      <w:commentRangeStart w:id="22"/>
+      <w:commentRangeStart w:id="20"/>
       <w:r>
         <w:t>The 83-type indel spectra are frequently dominated by 1</w:t>
       </w:r>
@@ -3504,14 +3505,14 @@
         <w:noBreakHyphen/>
         <w:t>T components of this corrected residual were retained and allocated to C_ID1 and C_ID2 in proportion to their relative signature weights.</w:t>
       </w:r>
-      <w:commentRangeEnd w:id="22"/>
+      <w:commentRangeEnd w:id="20"/>
       <w:r>
         <w:rPr>
           <w:rStyle w:val="CommentReference"/>
           <w:sz w:val="24"/>
           <w:szCs w:val="24"/>
         </w:rPr>
-        <w:commentReference w:id="22"/>
+        <w:commentReference w:id="20"/>
       </w:r>
     </w:p>
     <w:p>
@@ -4351,7 +4352,7 @@
       <w:pPr>
         <w:pStyle w:val="Bibliography1"/>
       </w:pPr>
-      <w:bookmarkStart w:id="23" w:name="ZOTERO_BREF_LiVs887hgA47"/>
+      <w:bookmarkStart w:id="21" w:name="ZOTERO_BREF_LiVs887hgA47"/>
       <w:r>
         <w:t xml:space="preserve">Alexandrov, Ludmil B., Young Seok Ju, Kerstin Haase, et al. 2016. ‘Mutational Signatures Associated with Tobacco Smoking in Human Cancer’. </w:t>
       </w:r>
@@ -4776,7 +4777,7 @@
       <w:r>
         <w:t xml:space="preserve"> 52 (11): 1189–97. https://doi.org/10.1038/s41588-020-0692-4.</w:t>
       </w:r>
-      <w:bookmarkEnd w:id="23"/>
+      <w:bookmarkEnd w:id="21"/>
     </w:p>
     <w:p/>
     <w:sectPr>
@@ -4811,24 +4812,7 @@
       </w:r>
     </w:p>
   </w:comment>
-  <w:comment w:id="19" w:author="Mo Liu" w:date="2026-05-08T14:38:00Z" w:initials="ML">
-    <w:p>
-      <w:pPr>
-        <w:pStyle w:val="CommentText"/>
-        <w:ind w:firstLine="0"/>
-      </w:pPr>
-      <w:r>
-        <w:rPr>
-          <w:rStyle w:val="CommentReference"/>
-        </w:rPr>
-        <w:annotationRef/>
-      </w:r>
-      <w:r>
-        <w:t>Put steve’s figure</w:t>
-      </w:r>
-    </w:p>
-  </w:comment>
-  <w:comment w:id="20" w:author="Mo Liu" w:date="2026-05-06T15:46:00Z" w:initials="ML">
+  <w:comment w:id="19" w:author="Mo Liu" w:date="2026-04-07T16:26:00Z" w:initials="ML">
     <w:p>
       <w:pPr>
         <w:overflowPunct w:val="0"/>
@@ -4843,30 +4827,11 @@
           <w:sz w:val="22"/>
           <w:szCs w:val="22"/>
         </w:rPr>
-        <w:t>Mo finished writing for this section</w:t>
+        <w:t>Mo edit</w:t>
       </w:r>
     </w:p>
   </w:comment>
-  <w:comment w:id="21" w:author="Mo Liu" w:date="2026-04-07T16:26:00Z" w:initials="ML">
-    <w:p>
-      <w:pPr>
-        <w:overflowPunct w:val="0"/>
-        <w:spacing w:after="0" w:line="240" w:lineRule="auto"/>
-      </w:pPr>
-      <w:r>
-        <w:annotationRef/>
-      </w:r>
-      <w:r>
-        <w:rPr>
-          <w:rFonts w:ascii="Calibri" w:eastAsia="宋体" w:hAnsi="Calibri" w:cs="Noto Sans Arabic UI"/>
-          <w:sz w:val="22"/>
-          <w:szCs w:val="22"/>
-        </w:rPr>
-        <w:t>Mo edit</w:t>
-      </w:r>
-    </w:p>
-  </w:comment>
-  <w:comment w:id="22" w:author="Mo Liu" w:date="2026-04-07T16:27:00Z" w:initials="ML">
+  <w:comment w:id="20" w:author="Mo Liu" w:date="2026-04-07T16:27:00Z" w:initials="ML">
     <w:p>
       <w:pPr>
         <w:overflowPunct w:val="0"/>
@@ -4891,8 +4856,6 @@
 <file path=word/commentsExtended.xml><?xml version="1.0" encoding="utf-8"?>
 <w15:commentsEx xmlns:wpc="http://schemas.microsoft.com/office/word/2010/wordprocessingCanvas" xmlns:cx="http://schemas.microsoft.com/office/drawing/2014/chartex" xmlns:cx1="http://schemas.microsoft.com/office/drawing/2015/9/8/chartex" xmlns:cx2="http://schemas.microsoft.com/office/drawing/2015/10/21/chartex" xmlns:cx3="http://schemas.microsoft.com/office/drawing/2016/5/9/chartex" xmlns:cx4="http://schemas.microsoft.com/office/drawing/2016/5/10/chartex" xmlns:cx5="http://schemas.microsoft.com/office/drawing/2016/5/11/chartex" xmlns:cx6="http://schemas.microsoft.com/office/drawing/2016/5/12/chartex" xmlns:cx7="http://schemas.microsoft.com/office/drawing/2016/5/13/chartex" xmlns:cx8="http://schemas.microsoft.com/office/drawing/2016/5/14/chartex" xmlns:mc="http://schemas.openxmlformats.org/markup-compatibility/2006" xmlns:aink="http://schemas.microsoft.com/office/drawing/2016/ink" xmlns:am3d="http://schemas.microsoft.com/office/drawing/2017/model3d" xmlns:o="urn:schemas-microsoft-com:office:office" xmlns:oel="http://schemas.microsoft.com/office/2019/extlst" xmlns:r="http://schemas.openxmlformats.org/officeDocument/2006/relationships" xmlns:m="http://schemas.openxmlformats.org/officeDocument/2006/math" xmlns:v="urn:schemas-microsoft-com:vml" xmlns:wp14="http://schemas.microsoft.com/office/word/2010/wordprocessingDrawing" xmlns:wp="http://schemas.openxmlformats.org/drawingml/2006/wordprocessingDrawing" xmlns:w10="urn:schemas-microsoft-com:office:word" xmlns:w="http://schemas.openxmlformats.org/wordprocessingml/2006/main" xmlns:w14="http://schemas.microsoft.com/office/word/2010/wordml" xmlns:w15="http://schemas.microsoft.com/office/word/2012/wordml" xmlns:w16cex="http://schemas.microsoft.com/office/word/2018/wordml/cex" xmlns:w16cid="http://schemas.microsoft.com/office/word/2016/wordml/cid" xmlns:w16="http://schemas.microsoft.com/office/word/2018/wordml" xmlns:w16du="http://schemas.microsoft.com/office/word/2023/wordml/word16du" xmlns:w16sdtdh="http://schemas.microsoft.com/office/word/2020/wordml/sdtdatahash" xmlns:w16sdtfl="http://schemas.microsoft.com/office/word/2024/wordml/sdtformatlock" xmlns:w16se="http://schemas.microsoft.com/office/word/2015/wordml/symex" xmlns:wpg="http://schemas.microsoft.com/office/word/2010/wordprocessingGroup" xmlns:wpi="http://schemas.microsoft.com/office/word/2010/wordprocessingInk" xmlns:wne="http://schemas.microsoft.com/office/word/2006/wordml" xmlns:wps="http://schemas.microsoft.com/office/word/2010/wordprocessingShape" mc:Ignorable="w14 w15 w16se w16cid w16 w16cex w16sdtdh w16sdtfl w16du wp14">
   <w15:commentEx w15:paraId="49BFBCD0" w15:done="0"/>
-  <w15:commentEx w15:paraId="2EC73E9E" w15:done="0"/>
-  <w15:commentEx w15:paraId="710D4CAB" w15:done="0"/>
   <w15:commentEx w15:paraId="264327B8" w15:done="0"/>
   <w15:commentEx w15:paraId="79579163" w15:done="0"/>
 </w15:commentsEx>
@@ -4901,15 +4864,12 @@
 <file path=word/commentsExtensible.xml><?xml version="1.0" encoding="utf-8"?>
 <w16cex:commentsExtensible xmlns:wpc="http://schemas.microsoft.com/office/word/2010/wordprocessingCanvas" xmlns:cx="http://schemas.microsoft.com/office/drawing/2014/chartex" xmlns:cx1="http://schemas.microsoft.com/office/drawing/2015/9/8/chartex" xmlns:cx2="http://schemas.microsoft.com/office/drawing/2015/10/21/chartex" xmlns:cx3="http://schemas.microsoft.com/office/drawing/2016/5/9/chartex" xmlns:cx4="http://schemas.microsoft.com/office/drawing/2016/5/10/chartex" xmlns:cx5="http://schemas.microsoft.com/office/drawing/2016/5/11/chartex" xmlns:cx6="http://schemas.microsoft.com/office/drawing/2016/5/12/chartex" xmlns:cx7="http://schemas.microsoft.com/office/drawing/2016/5/13/chartex" xmlns:cx8="http://schemas.microsoft.com/office/drawing/2016/5/14/chartex" xmlns:cr="http://schemas.microsoft.com/office/comments/2020/reactions" xmlns:mc="http://schemas.openxmlformats.org/markup-compatibility/2006" xmlns:aink="http://schemas.microsoft.com/office/drawing/2016/ink" xmlns:am3d="http://schemas.microsoft.com/office/drawing/2017/model3d" xmlns:o="urn:schemas-microsoft-com:office:office" xmlns:oel="http://schemas.microsoft.com/office/2019/extlst" xmlns:r="http://schemas.openxmlformats.org/officeDocument/2006/relationships" xmlns:m="http://schemas.openxmlformats.org/officeDocument/2006/math" xmlns:v="urn:schemas-microsoft-com:vml" xmlns:wp14="http://schemas.microsoft.com/office/word/2010/wordprocessingDrawing" xmlns:wp="http://schemas.openxmlformats.org/drawingml/2006/wordprocessingDrawing" xmlns:w10="urn:schemas-microsoft-com:office:word" xmlns:w="http://schemas.openxmlformats.org/wordprocessingml/2006/main" xmlns:w14="http://schemas.microsoft.com/office/word/2010/wordml" xmlns:w15="http://schemas.microsoft.com/office/word/2012/wordml" xmlns:w16cex="http://schemas.microsoft.com/office/word/2018/wordml/cex" xmlns:w16cid="http://schemas.microsoft.com/office/word/2016/wordml/cid" xmlns:w16="http://schemas.microsoft.com/office/word/2018/wordml" xmlns:w16du="http://schemas.microsoft.com/office/word/2023/wordml/word16du" xmlns:w16sdtdh="http://schemas.microsoft.com/office/word/2020/wordml/sdtdatahash" xmlns:w16sdtfl="http://schemas.microsoft.com/office/word/2024/wordml/sdtformatlock" xmlns:w16se="http://schemas.microsoft.com/office/word/2015/wordml/symex" xmlns:wpg="http://schemas.microsoft.com/office/word/2010/wordprocessingGroup" xmlns:wpi="http://schemas.microsoft.com/office/word/2010/wordprocessingInk" xmlns:wne="http://schemas.microsoft.com/office/word/2006/wordml" xmlns:wps="http://schemas.microsoft.com/office/word/2010/wordprocessingShape" mc:Ignorable="w14 w15 w16se w16cid w16 w16cex w16sdtdh w16sdtfl cr w16du wp14">
   <w16cex:commentExtensible w16cex:durableId="1053A0A4" w16cex:dateUtc="2026-05-08T03:29:00Z"/>
-  <w16cex:commentExtensible w16cex:durableId="1A523066" w16cex:dateUtc="2026-05-08T06:38:00Z"/>
 </w16cex:commentsExtensible>
 </file>
 
 <file path=word/commentsIds.xml><?xml version="1.0" encoding="utf-8"?>
 <w16cid:commentsIds xmlns:wpc="http://schemas.microsoft.com/office/word/2010/wordprocessingCanvas" xmlns:cx="http://schemas.microsoft.com/office/drawing/2014/chartex" xmlns:cx1="http://schemas.microsoft.com/office/drawing/2015/9/8/chartex" xmlns:cx2="http://schemas.microsoft.com/office/drawing/2015/10/21/chartex" xmlns:cx3="http://schemas.microsoft.com/office/drawing/2016/5/9/chartex" xmlns:cx4="http://schemas.microsoft.com/office/drawing/2016/5/10/chartex" xmlns:cx5="http://schemas.microsoft.com/office/drawing/2016/5/11/chartex" xmlns:cx6="http://schemas.microsoft.com/office/drawing/2016/5/12/chartex" xmlns:cx7="http://schemas.microsoft.com/office/drawing/2016/5/13/chartex" xmlns:cx8="http://schemas.microsoft.com/office/drawing/2016/5/14/chartex" xmlns:mc="http://schemas.openxmlformats.org/markup-compatibility/2006" xmlns:aink="http://schemas.microsoft.com/office/drawing/2016/ink" xmlns:am3d="http://schemas.microsoft.com/office/drawing/2017/model3d" xmlns:o="urn:schemas-microsoft-com:office:office" xmlns:oel="http://schemas.microsoft.com/office/2019/extlst" xmlns:r="http://schemas.openxmlformats.org/officeDocument/2006/relationships" xmlns:m="http://schemas.openxmlformats.org/officeDocument/2006/math" xmlns:v="urn:schemas-microsoft-com:vml" xmlns:wp14="http://schemas.microsoft.com/office/word/2010/wordprocessingDrawing" xmlns:wp="http://schemas.openxmlformats.org/drawingml/2006/wordprocessingDrawing" xmlns:w10="urn:schemas-microsoft-com:office:word" xmlns:w="http://schemas.openxmlformats.org/wordprocessingml/2006/main" xmlns:w14="http://schemas.microsoft.com/office/word/2010/wordml" xmlns:w15="http://schemas.microsoft.com/office/word/2012/wordml" xmlns:w16cex="http://schemas.microsoft.com/office/word/2018/wordml/cex" xmlns:w16cid="http://schemas.microsoft.com/office/word/2016/wordml/cid" xmlns:w16="http://schemas.microsoft.com/office/word/2018/wordml" xmlns:w16du="http://schemas.microsoft.com/office/word/2023/wordml/word16du" xmlns:w16sdtdh="http://schemas.microsoft.com/office/word/2020/wordml/sdtdatahash" xmlns:w16sdtfl="http://schemas.microsoft.com/office/word/2024/wordml/sdtformatlock" xmlns:w16se="http://schemas.microsoft.com/office/word/2015/wordml/symex" xmlns:wpg="http://schemas.microsoft.com/office/word/2010/wordprocessingGroup" xmlns:wpi="http://schemas.microsoft.com/office/word/2010/wordprocessingInk" xmlns:wne="http://schemas.microsoft.com/office/word/2006/wordml" xmlns:wps="http://schemas.microsoft.com/office/word/2010/wordprocessingShape" mc:Ignorable="w14 w15 w16se w16cid w16 w16cex w16sdtdh w16sdtfl w16du wp14">
   <w16cid:commentId w16cid:paraId="49BFBCD0" w16cid:durableId="1053A0A4"/>
-  <w16cid:commentId w16cid:paraId="2EC73E9E" w16cid:durableId="1A523066"/>
-  <w16cid:commentId w16cid:paraId="710D4CAB" w16cid:durableId="56F9F70C"/>
   <w16cid:commentId w16cid:paraId="264327B8" w16cid:durableId="67886A18"/>
   <w16cid:commentId w16cid:paraId="79579163" w16cid:durableId="76C7D524"/>
 </w16cid:commentsIds>
